--- a/卒論話し合い.docx
+++ b/卒論話し合い.docx
@@ -12,11 +12,33 @@
     </w:p>
     <w:p/>
     <w:p>
+      <w:r>
+        <w:rPr>
+          <w:rFonts w:hint="eastAsia"/>
+        </w:rPr>
+        <w:t>Git hubの設定をしました。</w:t>
+      </w:r>
+    </w:p>
+    <w:p>
+      <w:r>
+        <w:rPr>
+          <w:rFonts w:hint="eastAsia"/>
+        </w:rPr>
+        <w:t>難しかったです。</w:t>
+      </w:r>
+    </w:p>
+    <w:p>
       <w:pPr>
         <w:rPr>
           <w:rFonts w:hint="eastAsia"/>
         </w:rPr>
       </w:pPr>
+      <w:r>
+        <w:rPr>
+          <w:rFonts w:hint="eastAsia"/>
+        </w:rPr>
+        <w:t>じつひろくん頑張って下さい。</w:t>
+      </w:r>
     </w:p>
     <w:sectPr>
       <w:pgSz w:w="11906" w:h="16838"/>

--- a/卒論話し合い.docx
+++ b/卒論話し合い.docx
@@ -28,6 +28,24 @@
       </w:r>
     </w:p>
     <w:p>
+      <w:r>
+        <w:rPr>
+          <w:rFonts w:hint="eastAsia"/>
+        </w:rPr>
+        <w:t>じつひろくん頑張って下さい。</w:t>
+      </w:r>
+    </w:p>
+    <w:p/>
+    <w:p>
+      <w:r>
+        <w:rPr>
+          <w:rFonts w:hint="eastAsia"/>
+        </w:rPr>
+        <w:t>前橋　誰も気づいていない問題点から設計したい</w:t>
+      </w:r>
+    </w:p>
+    <w:p/>
+    <w:p>
       <w:pPr>
         <w:rPr>
           <w:rFonts w:hint="eastAsia"/>
@@ -37,7 +55,132 @@
         <w:rPr>
           <w:rFonts w:hint="eastAsia"/>
         </w:rPr>
-        <w:t>じつひろくん頑張って下さい。</w:t>
+        <w:t>次までの課題</w:t>
+      </w:r>
+    </w:p>
+    <w:p>
+      <w:pPr>
+        <w:rPr>
+          <w:rFonts w:hint="eastAsia"/>
+        </w:rPr>
+      </w:pPr>
+      <w:r>
+        <w:rPr>
+          <w:rFonts w:hint="eastAsia"/>
+        </w:rPr>
+        <w:t>・前橋について調べてくる</w:t>
+      </w:r>
+    </w:p>
+    <w:p>
+      <w:r>
+        <w:rPr>
+          <w:rFonts w:hint="eastAsia"/>
+        </w:rPr>
+        <w:t>調査分担</w:t>
+      </w:r>
+    </w:p>
+    <w:p>
+      <w:r>
+        <w:rPr>
+          <w:rFonts w:hint="eastAsia"/>
+        </w:rPr>
+        <w:t>・歴史</w:t>
+      </w:r>
+    </w:p>
+    <w:p>
+      <w:r>
+        <w:rPr>
+          <w:rFonts w:hint="eastAsia"/>
+        </w:rPr>
+        <w:t>・地理</w:t>
+      </w:r>
+    </w:p>
+    <w:p>
+      <w:r>
+        <w:rPr>
+          <w:rFonts w:hint="eastAsia"/>
+        </w:rPr>
+        <w:t>・現在の取り組み（都市計画とか）</w:t>
+      </w:r>
+    </w:p>
+    <w:p/>
+    <w:p>
+      <w:r>
+        <w:rPr>
+          <w:rFonts w:hint="eastAsia"/>
+        </w:rPr>
+        <w:t>期限：来週（1週間後くらい）</w:t>
+      </w:r>
+    </w:p>
+    <w:p>
+      <w:pPr>
+        <w:rPr>
+          <w:rFonts w:hint="eastAsia"/>
+        </w:rPr>
+      </w:pPr>
+      <w:r>
+        <w:rPr>
+          <w:rFonts w:hint="eastAsia"/>
+        </w:rPr>
+        <w:t>次回：各自前橋に関われるところを決める！</w:t>
+      </w:r>
+    </w:p>
+    <w:p/>
+    <w:p>
+      <w:pPr>
+        <w:rPr>
+          <w:rFonts w:hint="eastAsia"/>
+        </w:rPr>
+      </w:pPr>
+      <w:r>
+        <w:rPr>
+          <w:rFonts w:hint="eastAsia"/>
+        </w:rPr>
+        <w:t>最後の1週間で、課題をまとめよう！</w:t>
+      </w:r>
+    </w:p>
+    <w:p>
+      <w:pPr>
+        <w:rPr>
+          <w:rFonts w:hint="eastAsia"/>
+        </w:rPr>
+      </w:pPr>
+      <w:r>
+        <w:drawing>
+          <wp:inline distT="0" distB="0" distL="0" distR="0" wp14:anchorId="7EE9362D" wp14:editId="1FA95AD0">
+            <wp:extent cx="5400040" cy="1728470"/>
+            <wp:effectExtent l="0" t="0" r="0" b="5080"/>
+            <wp:docPr id="1517278942" name="図 1" descr="テキスト が含まれている画像&#10;&#10;AI 生成コンテンツは誤りを含む可能性があります。"/>
+            <wp:cNvGraphicFramePr>
+              <a:graphicFrameLocks xmlns:a="http://schemas.openxmlformats.org/drawingml/2006/main" noChangeAspect="1"/>
+            </wp:cNvGraphicFramePr>
+            <a:graphic xmlns:a="http://schemas.openxmlformats.org/drawingml/2006/main">
+              <a:graphicData uri="http://schemas.openxmlformats.org/drawingml/2006/picture">
+                <pic:pic xmlns:pic="http://schemas.openxmlformats.org/drawingml/2006/picture">
+                  <pic:nvPicPr>
+                    <pic:cNvPr id="1517278942" name="図 1" descr="テキスト が含まれている画像&#10;&#10;AI 生成コンテンツは誤りを含む可能性があります。"/>
+                    <pic:cNvPicPr/>
+                  </pic:nvPicPr>
+                  <pic:blipFill>
+                    <a:blip r:embed="rId4"/>
+                    <a:stretch>
+                      <a:fillRect/>
+                    </a:stretch>
+                  </pic:blipFill>
+                  <pic:spPr>
+                    <a:xfrm>
+                      <a:off x="0" y="0"/>
+                      <a:ext cx="5400040" cy="1728470"/>
+                    </a:xfrm>
+                    <a:prstGeom prst="rect">
+                      <a:avLst/>
+                    </a:prstGeom>
+                  </pic:spPr>
+                </pic:pic>
+              </a:graphicData>
+            </a:graphic>
+          </wp:inline>
+        </w:drawing>
       </w:r>
     </w:p>
     <w:sectPr>
